--- a/UML/TP1_RentIT/RentIT_Usecase.docx
+++ b/UML/TP1_RentIT/RentIT_Usecase.docx
@@ -127,15 +127,25 @@
             <w:sdt>
               <w:sdtPr>
                 <w:rPr>
-                  <w:rStyle w:val="TabloTexteCar"/>
-                  <w:b/>
+                  <w:rFonts w:ascii="Arial" w:hAnsi="Arial"/>
                   <w:color w:val="FFFFFF" w:themeColor="background1"/>
+                  <w:sz w:val="24"/>
+                  <w:szCs w:val="24"/>
+                  <w:lang w:val="fr-FR"/>
                 </w:rPr>
                 <w:id w:val="779307807"/>
                 <w:placeholder>
                   <w:docPart w:val="F203BA517D2D4C64B5C0E7AD0D6C5BEA"/>
                 </w:placeholder>
               </w:sdtPr>
+              <w:sdtEndPr>
+                <w:rPr>
+                  <w:rStyle w:val="TabloTexteCar"/>
+                  <w:b/>
+                  <w:sz w:val="20"/>
+                  <w:lang w:val="fr-CA"/>
+                </w:rPr>
+              </w:sdtEndPr>
               <w:sdtContent>
                 <w:r>
                   <w:rPr>
@@ -143,7 +153,15 @@
                     <w:b/>
                     <w:color w:val="FFFFFF" w:themeColor="background1"/>
                   </w:rPr>
-                  <w:t>Prise et retour d’un véhicule au comptoir</w:t>
+                  <w:t xml:space="preserve"> </w:t>
+                </w:r>
+                <w:r>
+                  <w:rPr>
+                    <w:rStyle w:val="TabloTexteCar"/>
+                    <w:b/>
+                    <w:color w:val="FFFFFF" w:themeColor="background1"/>
+                  </w:rPr>
+                  <w:t>Préparer un véhicule</w:t>
                 </w:r>
               </w:sdtContent>
             </w:sdt>
@@ -244,23 +262,13 @@
                 <w:lang w:val="en-CA"/>
               </w:rPr>
             </w:pPr>
-            <w:proofErr w:type="spellStart"/>
             <w:r>
               <w:rPr>
                 <w:rFonts w:ascii="Arial" w:hAnsi="Arial"/>
                 <w:b/>
                 <w:lang w:val="en-CA"/>
               </w:rPr>
-              <w:t>Créé</w:t>
-            </w:r>
-            <w:proofErr w:type="spellEnd"/>
-            <w:r>
-              <w:rPr>
-                <w:rFonts w:ascii="Arial" w:hAnsi="Arial"/>
-                <w:b/>
-                <w:lang w:val="en-CA"/>
-              </w:rPr>
-              <w:t xml:space="preserve"> </w:t>
+              <w:t xml:space="preserve">Créé </w:t>
             </w:r>
             <w:proofErr w:type="gramStart"/>
             <w:r>
@@ -327,23 +335,13 @@
                 <w:lang w:val="en-CA"/>
               </w:rPr>
             </w:pPr>
-            <w:proofErr w:type="spellStart"/>
             <w:r>
               <w:rPr>
                 <w:rFonts w:ascii="Arial" w:hAnsi="Arial"/>
                 <w:b/>
                 <w:lang w:val="en-CA"/>
               </w:rPr>
-              <w:t>Modifié</w:t>
-            </w:r>
-            <w:proofErr w:type="spellEnd"/>
-            <w:r>
-              <w:rPr>
-                <w:rFonts w:ascii="Arial" w:hAnsi="Arial"/>
-                <w:b/>
-                <w:lang w:val="en-CA"/>
-              </w:rPr>
-              <w:t xml:space="preserve"> </w:t>
+              <w:t xml:space="preserve">Modifié </w:t>
             </w:r>
             <w:proofErr w:type="gramStart"/>
             <w:r>
@@ -459,7 +457,7 @@
                     <w:b/>
                     <w:szCs w:val="20"/>
                   </w:rPr>
-                  <w:t>Le préposé à la location prépare et remet un véhicule au client, puis effectu</w:t>
+                  <w:t xml:space="preserve">Le préposé </w:t>
                 </w:r>
                 <w:r>
                   <w:rPr>
@@ -467,7 +465,7 @@
                     <w:b/>
                     <w:szCs w:val="20"/>
                   </w:rPr>
-                  <w:t>e</w:t>
+                  <w:t xml:space="preserve">prépare le véhicule réservé par </w:t>
                 </w:r>
                 <w:r>
                   <w:rPr>
@@ -475,7 +473,7 @@
                     <w:b/>
                     <w:szCs w:val="20"/>
                   </w:rPr>
-                  <w:t xml:space="preserve"> la </w:t>
+                  <w:t>un membre afin qu’il soit prêt pour la remise</w:t>
                 </w:r>
                 <w:r>
                   <w:rPr>
@@ -483,7 +481,7 @@
                     <w:b/>
                     <w:szCs w:val="20"/>
                   </w:rPr>
-                  <w:t>réception</w:t>
+                  <w:t xml:space="preserve"> au client</w:t>
                 </w:r>
                 <w:r>
                   <w:rPr>
@@ -491,23 +489,7 @@
                     <w:b/>
                     <w:szCs w:val="20"/>
                   </w:rPr>
-                  <w:t xml:space="preserve"> du véhicule </w:t>
-                </w:r>
-                <w:r>
-                  <w:rPr>
-                    <w:rStyle w:val="TabloTexteCar"/>
-                    <w:b/>
-                    <w:szCs w:val="20"/>
-                  </w:rPr>
-                  <w:t>lors de son</w:t>
-                </w:r>
-                <w:r>
-                  <w:rPr>
-                    <w:rStyle w:val="TabloTexteCar"/>
-                    <w:b/>
-                    <w:szCs w:val="20"/>
-                  </w:rPr>
-                  <w:t xml:space="preserve"> retour.</w:t>
+                  <w:t>.</w:t>
                 </w:r>
               </w:sdtContent>
             </w:sdt>
@@ -538,7 +520,6 @@
                 <w:lang w:val="en-CA"/>
               </w:rPr>
             </w:pPr>
-            <w:proofErr w:type="spellStart"/>
             <w:r>
               <w:rPr>
                 <w:rFonts w:ascii="Arial" w:hAnsi="Arial"/>
@@ -547,7 +528,6 @@
               </w:rPr>
               <w:t>Acteurs</w:t>
             </w:r>
-            <w:proofErr w:type="spellEnd"/>
           </w:p>
         </w:tc>
         <w:tc>
@@ -714,6 +694,7 @@
             <w:pPr>
               <w:pStyle w:val="TableauTitre"/>
               <w:spacing w:before="80" w:after="80"/>
+              <w:ind w:left="0"/>
               <w:rPr>
                 <w:rFonts w:ascii="Arial" w:hAnsi="Arial"/>
                 <w:b/>
@@ -728,9 +709,9 @@
                   <w:b/>
                   <w:szCs w:val="20"/>
                 </w:rPr>
-                <w:id w:val="1739523638"/>
+                <w:id w:val="-616059358"/>
                 <w:placeholder>
-                  <w:docPart w:val="CCF9C9EC759B4C7CB40B58E4294FE608"/>
+                  <w:docPart w:val="9317ABE55D4144B29699AA4345E29C3B"/>
                 </w:placeholder>
               </w:sdtPr>
               <w:sdtContent>
@@ -740,23 +721,7 @@
                     <w:b/>
                     <w:szCs w:val="20"/>
                   </w:rPr>
-                  <w:t>Client</w:t>
-                </w:r>
-                <w:r>
-                  <w:rPr>
-                    <w:rStyle w:val="TabloTexteCar"/>
-                    <w:b/>
-                    <w:szCs w:val="20"/>
-                  </w:rPr>
-                  <w:t>/Membre</w:t>
-                </w:r>
-                <w:r>
-                  <w:rPr>
-                    <w:rStyle w:val="TabloTexteCar"/>
-                    <w:b/>
-                    <w:szCs w:val="20"/>
-                  </w:rPr>
-                  <w:t>, Institution financière, Système d’autorisation de crédit</w:t>
+                  <w:t xml:space="preserve">  Système RentIT</w:t>
                 </w:r>
               </w:sdtContent>
             </w:sdt>
@@ -784,15 +749,7 @@
                 <w:rFonts w:ascii="Arial" w:hAnsi="Arial"/>
                 <w:b/>
               </w:rPr>
-              <w:t xml:space="preserve">Parties prenantes et </w:t>
-            </w:r>
-            <w:proofErr w:type="spellStart"/>
-            <w:r>
-              <w:rPr>
-                <w:rFonts w:ascii="Arial" w:hAnsi="Arial"/>
-                <w:b/>
-              </w:rPr>
-              <w:t>intér</w:t>
+              <w:t>Parties prenantes et intér</w:t>
             </w:r>
             <w:r>
               <w:rPr>
@@ -802,7 +759,6 @@
               </w:rPr>
               <w:t>êts</w:t>
             </w:r>
-            <w:proofErr w:type="spellEnd"/>
             <w:r>
               <w:rPr>
                 <w:rFonts w:ascii="Arial" w:hAnsi="Arial"/>
@@ -850,25 +806,13 @@
                   <w:rPr>
                     <w:szCs w:val="20"/>
                   </w:rPr>
-                  <w:t>Il applique</w:t>
+                  <w:t xml:space="preserve">Il </w:t>
                 </w:r>
                 <w:r>
                   <w:rPr>
                     <w:szCs w:val="20"/>
                   </w:rPr>
-                  <w:t xml:space="preserve"> </w:t>
-                </w:r>
-                <w:r>
-                  <w:rPr>
-                    <w:szCs w:val="20"/>
-                  </w:rPr>
-                  <w:t>correctement</w:t>
-                </w:r>
-                <w:r>
-                  <w:rPr>
-                    <w:szCs w:val="20"/>
-                  </w:rPr>
-                  <w:t xml:space="preserve"> la procédure nécessaire afin de limiter d’éventuels litiges avec le client.</w:t>
+                  <w:t>veut s’assurer que toues les informations sur l’état du véhicule soient correctement enregistrées afin d’éviter d’éventuels problèmes.</w:t>
                 </w:r>
               </w:p>
               <w:p>
@@ -891,114 +835,42 @@
                     <w:b/>
                     <w:szCs w:val="20"/>
                   </w:rPr>
-                  <w:t>Client</w:t>
-                </w:r>
-                <w:r>
-                  <w:rPr>
-                    <w:szCs w:val="20"/>
-                  </w:rPr>
-                  <w:t> :</w:t>
-                </w:r>
-                <w:r>
-                  <w:rPr>
-                    <w:szCs w:val="20"/>
-                  </w:rPr>
-                  <w:t xml:space="preserve"> Il souhaite prendre possession du véhicule qu’il a loué.</w:t>
-                </w:r>
-              </w:p>
-              <w:p>
-                <w:pPr>
-                  <w:pStyle w:val="TabloTexte"/>
-                  <w:numPr>
-                    <w:ilvl w:val="0"/>
-                    <w:numId w:val="39"/>
-                  </w:numPr>
-                  <w:rPr>
-                    <w:rFonts w:cstheme="minorBidi"/>
-                    <w:iCs/>
-                    <w:color w:val="auto"/>
-                    <w:sz w:val="24"/>
-                    <w:szCs w:val="22"/>
-                  </w:rPr>
-                </w:pPr>
-                <w:r>
-                  <w:rPr>
-                    <w:b/>
-                    <w:szCs w:val="20"/>
-                  </w:rPr>
-                  <w:t xml:space="preserve">Institution financière : </w:t>
-                </w:r>
-                <w:r>
-                  <w:rPr>
-                    <w:szCs w:val="20"/>
-                  </w:rPr>
-                  <w:t>S’assure de l’</w:t>
-                </w:r>
-                <w:r>
-                  <w:rPr>
-                    <w:szCs w:val="20"/>
-                  </w:rPr>
-                  <w:t>exactitude</w:t>
-                </w:r>
-                <w:r>
-                  <w:rPr>
-                    <w:szCs w:val="20"/>
-                  </w:rPr>
-                  <w:t xml:space="preserve"> des transactions, autorise ou refuse les paiements </w:t>
-                </w:r>
-                <w:r>
-                  <w:rPr>
-                    <w:szCs w:val="20"/>
-                  </w:rPr>
-                  <w:t xml:space="preserve">en argent ou </w:t>
-                </w:r>
-                <w:r>
-                  <w:rPr>
-                    <w:szCs w:val="20"/>
-                  </w:rPr>
-                  <w:t>par débit.</w:t>
-                </w:r>
-              </w:p>
-              <w:p>
-                <w:pPr>
-                  <w:pStyle w:val="TabloTexte"/>
-                  <w:numPr>
-                    <w:ilvl w:val="0"/>
-                    <w:numId w:val="39"/>
-                  </w:numPr>
-                  <w:rPr>
-                    <w:rFonts w:cstheme="minorBidi"/>
-                    <w:iCs/>
-                    <w:color w:val="auto"/>
-                    <w:sz w:val="24"/>
-                    <w:szCs w:val="22"/>
-                  </w:rPr>
-                </w:pPr>
-                <w:r>
-                  <w:rPr>
-                    <w:b/>
-                    <w:szCs w:val="20"/>
-                  </w:rPr>
-                  <w:t>Système d’autorisation</w:t>
+                  <w:t>Système</w:t>
                 </w:r>
                 <w:r>
                   <w:rPr>
                     <w:b/>
                     <w:szCs w:val="20"/>
                   </w:rPr>
-                  <w:t xml:space="preserve"> : </w:t>
+                  <w:t xml:space="preserve"> RentIT : </w:t>
                 </w:r>
                 <w:r>
                   <w:rPr>
+                    <w:bCs/>
                     <w:szCs w:val="20"/>
                   </w:rPr>
-                  <w:t>Vérifie, autorise ou refuse les paiements effectués par crédit</w:t>
+                  <w:t>Il doit fournir les informations de réservation</w:t>
                 </w:r>
                 <w:r>
                   <w:rPr>
+                    <w:bCs/>
                     <w:szCs w:val="20"/>
                   </w:rPr>
-                  <w:t>.</w:t>
+                  <w:t xml:space="preserve"> au préposé</w:t>
+                </w:r>
+                <w:r>
+                  <w:rPr>
+                    <w:bCs/>
+                    <w:szCs w:val="20"/>
+                  </w:rPr>
+                  <w:t>, permettre l’enregistrement des données d’inspection et confirmer que le véhicule est prêt.</w:t>
+                </w:r>
+                <w:r>
+                  <w:rPr>
+                    <w:bCs/>
+                    <w:szCs w:val="20"/>
+                  </w:rPr>
+                  <w:t xml:space="preserve"> Enfin, fournir des rétroactions s’il y a lieu.</w:t>
                 </w:r>
               </w:p>
             </w:sdtContent>
@@ -1107,7 +979,27 @@
                       <w:rPr>
                         <w:rFonts w:ascii="Arial" w:hAnsi="Arial" w:cs="Arial"/>
                       </w:rPr>
-                      <w:t>Le préposé a accès au système et aux méthodes de paiements.</w:t>
+                      <w:t>Le véhicule est disponible dans la succursale.</w:t>
+                    </w:r>
+                  </w:p>
+                  <w:p>
+                    <w:pPr>
+                      <w:pStyle w:val="tapes"/>
+                      <w:numPr>
+                        <w:ilvl w:val="0"/>
+                        <w:numId w:val="32"/>
+                      </w:numPr>
+                      <w:spacing w:after="60"/>
+                      <w:ind w:left="714" w:hanging="357"/>
+                      <w:rPr>
+                        <w:rFonts w:ascii="Arial" w:hAnsi="Arial" w:cs="Arial"/>
+                      </w:rPr>
+                    </w:pPr>
+                    <w:r>
+                      <w:rPr>
+                        <w:rFonts w:ascii="Arial" w:hAnsi="Arial" w:cs="Arial"/>
+                      </w:rPr>
+                      <w:t>Le préposé a accès au système.</w:t>
                     </w:r>
                   </w:p>
                 </w:sdtContent>
@@ -1184,7 +1076,7 @@
                   </w:rPr>
                 </w:pPr>
                 <w:r>
-                  <w:t>Le client se présente au comptoir de la succursale.</w:t>
+                  <w:t>Le préposé ouvre la réservation du client dans le système.</w:t>
                 </w:r>
               </w:p>
               <w:p>
@@ -1200,7 +1092,7 @@
                   </w:rPr>
                 </w:pPr>
                 <w:r>
-                  <w:t>Le préposé identifie la réservation du client dans le système.</w:t>
+                  <w:t>Le système affiche les informations de la réservation et identifie le véhicule associé.</w:t>
                 </w:r>
               </w:p>
               <w:p>
@@ -1216,10 +1108,23 @@
                   </w:rPr>
                 </w:pPr>
                 <w:r>
+                  <w:t>Le préposé inspecte le véhicule (kilométrage, niveau d’essence et état).</w:t>
+                </w:r>
+              </w:p>
+              <w:p>
+                <w:pPr>
+                  <w:pStyle w:val="tapes"/>
+                  <w:numPr>
+                    <w:ilvl w:val="0"/>
+                    <w:numId w:val="36"/>
+                  </w:numPr>
+                  <w:spacing w:after="60"/>
                   <w:rPr>
                     <w:iCs w:val="0"/>
                   </w:rPr>
-                  <w:t>Le préposé prépare le véhicule pour la remise en notant le kilométrage, le niveau d’essence et en prenant des photos de l’état initial.</w:t>
+                </w:pPr>
+                <w:r>
+                  <w:t>Le préposé prend des photos de l’état initial.</w:t>
                 </w:r>
               </w:p>
               <w:p>
@@ -1247,61 +1152,20 @@
                   </w:numPr>
                   <w:spacing w:after="60"/>
                   <w:rPr>
-                    <w:rFonts w:ascii="Arial" w:hAnsi="Arial" w:cs="Arial"/>
-                  </w:rPr>
-                </w:pPr>
-                <w:r>
-                  <w:t>Le préposé procède au paiement, soit en espèces, par débit via l’institution financière, ou par carte de crédit via le SAC.</w:t>
-                </w:r>
-              </w:p>
-              <w:p>
-                <w:pPr>
-                  <w:pStyle w:val="tapes"/>
-                  <w:numPr>
-                    <w:ilvl w:val="0"/>
-                    <w:numId w:val="36"/>
-                  </w:numPr>
-                  <w:spacing w:after="60"/>
-                  <w:rPr>
-                    <w:rFonts w:ascii="Arial" w:hAnsi="Arial" w:cs="Arial"/>
-                  </w:rPr>
-                </w:pPr>
-                <w:r>
-                  <w:t>Le préposé remet le véhicule au client.</w:t>
-                </w:r>
-              </w:p>
-              <w:p>
-                <w:pPr>
-                  <w:pStyle w:val="tapes"/>
-                  <w:numPr>
-                    <w:ilvl w:val="0"/>
-                    <w:numId w:val="36"/>
-                  </w:numPr>
-                  <w:spacing w:after="60"/>
-                  <w:rPr>
-                    <w:rFonts w:ascii="Arial" w:hAnsi="Arial" w:cs="Arial"/>
-                  </w:rPr>
-                </w:pPr>
-                <w:r>
-                  <w:t>À la fin de la location, le client rapporte le véhicule au comptoir.</w:t>
-                </w:r>
-              </w:p>
-              <w:p>
-                <w:pPr>
-                  <w:pStyle w:val="tapes"/>
-                  <w:numPr>
-                    <w:ilvl w:val="0"/>
-                    <w:numId w:val="36"/>
-                  </w:numPr>
-                  <w:spacing w:after="60"/>
-                  <w:rPr>
                     <w:rStyle w:val="tapesChar"/>
                     <w:rFonts w:ascii="Arial" w:hAnsi="Arial" w:cs="Arial"/>
                     <w:iCs/>
                   </w:rPr>
                 </w:pPr>
                 <w:r>
-                  <w:t>Le préposé inspecte le véhicule et enregistre les informations de retour dans le système.</w:t>
+                  <w:t>Le système confirme que le véhicule est prêt pour la remise.</w:t>
+                </w:r>
+                <w:r>
+                  <w:rPr>
+                    <w:rStyle w:val="tapesChar"/>
+                    <w:rFonts w:ascii="Arial" w:hAnsi="Arial" w:cs="Arial"/>
+                  </w:rPr>
+                  <w:t xml:space="preserve"> </w:t>
                 </w:r>
               </w:p>
             </w:sdtContent>
@@ -1344,7 +1208,6 @@
                 <w:rFonts w:ascii="Arial" w:hAnsi="Arial"/>
                 <w:b/>
               </w:rPr>
-              <w:lastRenderedPageBreak/>
               <w:t>Scénarios alternatifs</w:t>
             </w:r>
             <w:r>
@@ -1386,10 +1249,10 @@
                   </w:numPr>
                 </w:pPr>
                 <w:r>
-                  <w:t>Le client ne se présente pas à l’heure prévue</w:t>
+                  <w:t xml:space="preserve">Véhicule non disponible ou problème détecté </w:t>
                 </w:r>
                 <w:r>
-                  <w:t xml:space="preserve"> pour récupérer le véhicule : </w:t>
+                  <w:t xml:space="preserve">: </w:t>
                 </w:r>
               </w:p>
               <w:p>
@@ -1401,7 +1264,10 @@
                   </w:numPr>
                 </w:pPr>
                 <w:r>
-                  <w:t>Le préposé marque la réservation comme « non récupérée ».</w:t>
+                  <w:t>Le préposé signale l</w:t>
+                </w:r>
+                <w:r>
+                  <w:t>e problème dans le système.</w:t>
                 </w:r>
               </w:p>
               <w:p>
@@ -1413,7 +1279,10 @@
                   </w:numPr>
                 </w:pPr>
                 <w:r>
-                  <w:t>La réservation peut être réattribuée ou alors annulée.</w:t>
+                  <w:t>Utiliser un autre véhicule, sinon contacter le gérant</w:t>
+                </w:r>
+                <w:r>
+                  <w:t>.</w:t>
                 </w:r>
               </w:p>
               <w:p>
@@ -1425,7 +1294,10 @@
                   </w:numPr>
                 </w:pPr>
                 <w:r>
-                  <w:t>Le paiement est refusé :</w:t>
+                  <w:t xml:space="preserve">Erreur </w:t>
+                </w:r>
+                <w:r>
+                  <w:t>lors de l’enregistrement des informations :</w:t>
                 </w:r>
               </w:p>
               <w:p>
@@ -1433,14 +1305,17 @@
                   <w:pStyle w:val="TabloTexte"/>
                   <w:numPr>
                     <w:ilvl w:val="0"/>
-                    <w:numId w:val="49"/>
+                    <w:numId w:val="52"/>
                   </w:numPr>
                 </w:pPr>
                 <w:r>
-                  <w:t xml:space="preserve">      </w:t>
+                  <w:t xml:space="preserve">Le système détecte une incohérence et fournit une </w:t>
                 </w:r>
                 <w:r>
-                  <w:t>Le préposé informe le client et demande un autre moyen de paiement.</w:t>
+                  <w:t>rétroaction</w:t>
+                </w:r>
+                <w:r>
+                  <w:t xml:space="preserve"> au préposé</w:t>
                 </w:r>
               </w:p>
               <w:p>
@@ -1448,61 +1323,7 @@
                   <w:pStyle w:val="TabloTexte"/>
                   <w:numPr>
                     <w:ilvl w:val="0"/>
-                    <w:numId w:val="49"/>
-                  </w:numPr>
-                </w:pPr>
-                <w:r>
-                  <w:t xml:space="preserve">      </w:t>
-                </w:r>
-                <w:r>
-                  <w:t>Si le paiement est toujours invalide, alors le véhicule n’est pas remis.</w:t>
-                </w:r>
-              </w:p>
-              <w:p>
-                <w:pPr>
-                  <w:pStyle w:val="TabloTexte"/>
-                  <w:numPr>
-                    <w:ilvl w:val="0"/>
-                    <w:numId w:val="46"/>
-                  </w:numPr>
-                </w:pPr>
-                <w:r>
-                  <w:t>Le véhicule n’est pas rapporté à la fin de la période de location :</w:t>
-                </w:r>
-              </w:p>
-              <w:p>
-                <w:pPr>
-                  <w:pStyle w:val="TabloTexte"/>
-                  <w:numPr>
-                    <w:ilvl w:val="0"/>
-                    <w:numId w:val="50"/>
-                  </w:numPr>
-                </w:pPr>
-                <w:r>
-                  <w:t>Le préposé signale le retard dans le système.</w:t>
-                </w:r>
-              </w:p>
-              <w:p>
-                <w:pPr>
-                  <w:pStyle w:val="TabloTexte"/>
-                  <w:numPr>
-                    <w:ilvl w:val="0"/>
-                    <w:numId w:val="50"/>
-                  </w:numPr>
-                </w:pPr>
-                <w:r>
-                  <w:t>Des frais ou pénalités peuvent être appliqués</w:t>
-                </w:r>
-                <w:r>
-                  <w:t>, voire des poursuites.</w:t>
-                </w:r>
-              </w:p>
-              <w:p>
-                <w:pPr>
-                  <w:pStyle w:val="TabloTexte"/>
-                  <w:numPr>
-                    <w:ilvl w:val="0"/>
-                    <w:numId w:val="46"/>
+                    <w:numId w:val="52"/>
                   </w:numPr>
                   <w:rPr>
                     <w:rStyle w:val="tapesChar"/>
@@ -1512,61 +1333,7 @@
                   </w:rPr>
                 </w:pPr>
                 <w:r>
-                  <w:rPr>
-                    <w:rStyle w:val="tapesChar"/>
-                    <w:rFonts w:ascii="Arial" w:eastAsiaTheme="minorEastAsia" w:hAnsi="Arial" w:cs="Arial"/>
-                    <w:iCs w:val="0"/>
-                    <w:spacing w:val="0"/>
-                  </w:rPr>
-                  <w:t>Lors de l’inspection au retour, des problèmes sont constatés (dépassement de km, dommages, niveau d’essence insuffisant) :</w:t>
-                </w:r>
-              </w:p>
-              <w:p>
-                <w:pPr>
-                  <w:pStyle w:val="TabloTexte"/>
-                  <w:numPr>
-                    <w:ilvl w:val="0"/>
-                    <w:numId w:val="51"/>
-                  </w:numPr>
-                  <w:rPr>
-                    <w:rStyle w:val="tapesChar"/>
-                    <w:rFonts w:ascii="Arial" w:eastAsiaTheme="minorEastAsia" w:hAnsi="Arial" w:cs="Arial"/>
-                    <w:iCs w:val="0"/>
-                    <w:spacing w:val="0"/>
-                  </w:rPr>
-                </w:pPr>
-                <w:r>
-                  <w:rPr>
-                    <w:rStyle w:val="tapesChar"/>
-                    <w:rFonts w:ascii="Arial" w:eastAsiaTheme="minorEastAsia" w:hAnsi="Arial" w:cs="Arial"/>
-                    <w:iCs w:val="0"/>
-                    <w:spacing w:val="0"/>
-                  </w:rPr>
-                  <w:t>Le préposé calcule les frais supplémentaires.</w:t>
-                </w:r>
-              </w:p>
-              <w:p>
-                <w:pPr>
-                  <w:pStyle w:val="TabloTexte"/>
-                  <w:numPr>
-                    <w:ilvl w:val="0"/>
-                    <w:numId w:val="51"/>
-                  </w:numPr>
-                  <w:rPr>
-                    <w:rStyle w:val="tapesChar"/>
-                    <w:rFonts w:ascii="Arial" w:eastAsiaTheme="minorEastAsia" w:hAnsi="Arial" w:cs="Arial"/>
-                    <w:iCs w:val="0"/>
-                    <w:spacing w:val="0"/>
-                  </w:rPr>
-                </w:pPr>
-                <w:r>
-                  <w:rPr>
-                    <w:rStyle w:val="tapesChar"/>
-                    <w:rFonts w:ascii="Arial" w:eastAsiaTheme="minorEastAsia" w:hAnsi="Arial" w:cs="Arial"/>
-                    <w:iCs w:val="0"/>
-                    <w:spacing w:val="0"/>
-                  </w:rPr>
-                  <w:t>Le préposé réclame les frais au client et les enregistre dans le système.</w:t>
+                  <w:t>Le préposé corrige l’information.</w:t>
                 </w:r>
               </w:p>
             </w:sdtContent>
@@ -1615,6 +1382,7 @@
                 <w:b/>
                 <w:lang w:val="en-CA"/>
               </w:rPr>
+              <w:lastRenderedPageBreak/>
               <w:t>Post-</w:t>
             </w:r>
             <w:proofErr w:type="gramStart"/>
@@ -1675,27 +1443,7 @@
                         <w:rFonts w:ascii="Arial" w:hAnsi="Arial" w:cs="Arial"/>
                         <w:iCs w:val="0"/>
                       </w:rPr>
-                      <w:t>Le véhicule a été remis au client et les informations initiales (kilométrage, essence, état) ont été enregistrées dans le système.</w:t>
-                    </w:r>
-                  </w:p>
-                  <w:p>
-                    <w:pPr>
-                      <w:pStyle w:val="tapes"/>
-                      <w:numPr>
-                        <w:ilvl w:val="0"/>
-                        <w:numId w:val="31"/>
-                      </w:numPr>
-                      <w:rPr>
-                        <w:rFonts w:ascii="Arial" w:hAnsi="Arial" w:cs="Arial"/>
-                        <w:iCs w:val="0"/>
-                      </w:rPr>
-                    </w:pPr>
-                    <w:r>
-                      <w:rPr>
-                        <w:rFonts w:ascii="Arial" w:hAnsi="Arial" w:cs="Arial"/>
-                        <w:iCs w:val="0"/>
-                      </w:rPr>
-                      <w:t>Le véhicule a été retourné et les informations de fin de location (kilométrage final, état, essence) ont été enregistrées.</w:t>
+                      <w:t>L’état initial du véhicule est enregistré dans le système.</w:t>
                     </w:r>
                   </w:p>
                   <w:p>
@@ -1714,7 +1462,14 @@
                         <w:rFonts w:ascii="Arial" w:hAnsi="Arial" w:cs="Arial"/>
                         <w:iCs w:val="0"/>
                       </w:rPr>
-                      <w:t>Les paiements associés à la location, incluant les éventuels frais supplémentaires, ont été traités et enregistrés dans le système.</w:t>
+                      <w:t>Le véhicule est marqué comme « prêt » pour la remise au client.</w:t>
+                    </w:r>
+                    <w:r>
+                      <w:rPr>
+                        <w:rStyle w:val="ConditionsChar"/>
+                        <w:rFonts w:ascii="Arial" w:hAnsi="Arial" w:cs="Arial"/>
+                      </w:rPr>
+                      <w:t xml:space="preserve"> </w:t>
                     </w:r>
                   </w:p>
                 </w:sdtContent>
@@ -1781,27 +1536,8 @@
                 <w:b/>
                 <w:lang w:val="en-CA"/>
               </w:rPr>
-              <w:t xml:space="preserve"> / </w:t>
+              <w:t xml:space="preserve"> / spécifications </w:t>
             </w:r>
-            <w:proofErr w:type="spellStart"/>
-            <w:r>
-              <w:rPr>
-                <w:rFonts w:ascii="Arial" w:hAnsi="Arial"/>
-                <w:b/>
-                <w:lang w:val="en-CA"/>
-              </w:rPr>
-              <w:t>spécifications</w:t>
-            </w:r>
-            <w:proofErr w:type="spellEnd"/>
-            <w:r>
-              <w:rPr>
-                <w:rFonts w:ascii="Arial" w:hAnsi="Arial"/>
-                <w:b/>
-                <w:lang w:val="en-CA"/>
-              </w:rPr>
-              <w:t xml:space="preserve"> </w:t>
-            </w:r>
-            <w:proofErr w:type="spellStart"/>
             <w:proofErr w:type="gramStart"/>
             <w:r>
               <w:rPr>
@@ -1811,7 +1547,6 @@
               </w:rPr>
               <w:t>particuli</w:t>
             </w:r>
-            <w:proofErr w:type="spellEnd"/>
             <w:r>
               <w:rPr>
                 <w:rFonts w:ascii="Arial" w:hAnsi="Arial"/>
@@ -1870,110 +1605,16 @@
                         <w:numId w:val="37"/>
                       </w:numPr>
                       <w:rPr>
-                        <w:rStyle w:val="ConditionsChar"/>
                         <w:rFonts w:ascii="Arial" w:hAnsi="Arial" w:cs="Arial"/>
+                        <w:iCs w:val="0"/>
                       </w:rPr>
                     </w:pPr>
                     <w:r>
                       <w:rPr>
-                        <w:rStyle w:val="ConditionsChar"/>
                         <w:rFonts w:ascii="Arial" w:hAnsi="Arial" w:cs="Arial"/>
+                        <w:iCs w:val="0"/>
                       </w:rPr>
-                      <w:t xml:space="preserve">En tant que préposé, comment gérer les cas où le véhicule est rapporté en retard mais le client souhaite négocier les frais supplémentaires </w:t>
-                    </w:r>
-                    <w:r>
-                      <w:rPr>
-                        <w:rStyle w:val="ConditionsChar"/>
-                        <w:rFonts w:ascii="Arial" w:hAnsi="Arial" w:cs="Arial"/>
-                      </w:rPr>
-                      <w:t>?</w:t>
-                    </w:r>
-                  </w:p>
-                  <w:p>
-                    <w:pPr>
-                      <w:pStyle w:val="tapes"/>
-                      <w:numPr>
-                        <w:ilvl w:val="0"/>
-                        <w:numId w:val="37"/>
-                      </w:numPr>
-                      <w:rPr>
-                        <w:rStyle w:val="ConditionsChar"/>
-                        <w:rFonts w:ascii="Arial" w:hAnsi="Arial" w:cs="Arial"/>
-                      </w:rPr>
-                    </w:pPr>
-                    <w:r>
-                      <w:rPr>
-                        <w:rStyle w:val="ConditionsChar"/>
-                        <w:rFonts w:ascii="Arial" w:hAnsi="Arial" w:cs="Arial"/>
-                      </w:rPr>
-                      <w:t>Le préposé et le gérant ont-ils le même niveau d’autorisation pour enregistrer les paiements ou ajuster les frais ?</w:t>
-                    </w:r>
-                  </w:p>
-                  <w:p>
-                    <w:pPr>
-                      <w:pStyle w:val="tapes"/>
-                      <w:numPr>
-                        <w:ilvl w:val="0"/>
-                        <w:numId w:val="37"/>
-                      </w:numPr>
-                      <w:rPr>
-                        <w:rStyle w:val="ConditionsChar"/>
-                        <w:rFonts w:ascii="Arial" w:hAnsi="Arial" w:cs="Arial"/>
-                      </w:rPr>
-                    </w:pPr>
-                    <w:r>
-                      <w:rPr>
-                        <w:rStyle w:val="ConditionsChar"/>
-                        <w:rFonts w:ascii="Arial" w:hAnsi="Arial" w:cs="Arial"/>
-                      </w:rPr>
-                      <w:t>Faut-il permettre au préposé de modifier les informations initiales du véhicule si une erreur est constatée lors de la préparation ?</w:t>
-                    </w:r>
-                  </w:p>
-                  <w:p>
-                    <w:pPr>
-                      <w:pStyle w:val="tapes"/>
-                      <w:numPr>
-                        <w:ilvl w:val="0"/>
-                        <w:numId w:val="37"/>
-                      </w:numPr>
-                      <w:rPr>
-                        <w:rStyle w:val="ConditionsChar"/>
-                        <w:rFonts w:ascii="Arial" w:hAnsi="Arial" w:cs="Arial"/>
-                      </w:rPr>
-                    </w:pPr>
-                    <w:r>
-                      <w:rPr>
-                        <w:rStyle w:val="ConditionsChar"/>
-                        <w:rFonts w:ascii="Arial" w:hAnsi="Arial" w:cs="Arial"/>
-                      </w:rPr>
-                      <w:t>Comment traiter un paiement partiel ou refusé lors du retour du véhicule</w:t>
-                    </w:r>
-                    <w:r>
-                      <w:rPr>
-                        <w:rStyle w:val="ConditionsChar"/>
-                        <w:rFonts w:ascii="Arial" w:hAnsi="Arial" w:cs="Arial"/>
-                      </w:rPr>
-                      <w:t xml:space="preserve"> ?</w:t>
-                    </w:r>
-                  </w:p>
-                  <w:p>
-                    <w:pPr>
-                      <w:pStyle w:val="tapes"/>
-                      <w:numPr>
-                        <w:ilvl w:val="0"/>
-                        <w:numId w:val="37"/>
-                      </w:numPr>
-                      <w:rPr>
-                        <w:rStyle w:val="ConditionsChar"/>
-                        <w:rFonts w:ascii="Arial" w:hAnsi="Arial" w:cs="Arial"/>
-                      </w:rPr>
-                    </w:pPr>
-                    <w:r>
-                      <w:rPr>
-                        <w:rStyle w:val="ConditionsChar"/>
-                        <w:rFonts w:ascii="Arial" w:hAnsi="Arial" w:cs="Arial"/>
-                      </w:rPr>
-                      <w:t>Quelles procédures suivre si un véhicule est endommagé après la remise avant la fin de la location (par exemple, accident ou vandalisme) ?</w:t>
+                      <w:t>Le préposé peut-il modifier les données après validation de la préparation ?</w:t>
                     </w:r>
                   </w:p>
                   <w:p>
@@ -1993,7 +1634,27 @@
                         <w:rFonts w:ascii="Arial" w:hAnsi="Arial" w:cs="Arial"/>
                         <w:iCs w:val="0"/>
                       </w:rPr>
-                      <w:t>Faut-il prévoir une procédure spécifique pour les véhicules spéciaux ou de luxe nécessitant des inspections supplémentaires ?</w:t>
+                      <w:t>Faut-il historiser les photos et mesures (km, essence) pour chaque préparation ?</w:t>
+                    </w:r>
+                  </w:p>
+                  <w:p>
+                    <w:pPr>
+                      <w:pStyle w:val="tapes"/>
+                      <w:numPr>
+                        <w:ilvl w:val="0"/>
+                        <w:numId w:val="37"/>
+                      </w:numPr>
+                      <w:rPr>
+                        <w:rFonts w:ascii="Arial" w:hAnsi="Arial" w:cs="Arial"/>
+                        <w:iCs w:val="0"/>
+                      </w:rPr>
+                    </w:pPr>
+                    <w:r>
+                      <w:rPr>
+                        <w:rFonts w:ascii="Arial" w:hAnsi="Arial" w:cs="Arial"/>
+                        <w:iCs w:val="0"/>
+                      </w:rPr>
+                      <w:t>Est-ce que le gérant doit approuver certaines préparations (par exemple pour véhicules de luxe) ?</w:t>
                     </w:r>
                   </w:p>
                 </w:sdtContent>
@@ -4924,6 +4585,95 @@
     </w:lvl>
   </w:abstractNum>
   <w:abstractNum w:abstractNumId="24" w15:restartNumberingAfterBreak="0">
+    <w:nsid w:val="4F442A8E"/>
+    <w:multiLevelType w:val="hybridMultilevel"/>
+    <w:tmpl w:val="AF060844"/>
+    <w:lvl w:ilvl="0" w:tplc="4A7CEE6E">
+      <w:start w:val="1"/>
+      <w:numFmt w:val="lowerRoman"/>
+      <w:lvlText w:val="%1)"/>
+      <w:lvlJc w:val="left"/>
+      <w:pPr>
+        <w:ind w:left="1364" w:hanging="720"/>
+      </w:pPr>
+      <w:rPr>
+        <w:rFonts w:hint="default"/>
+      </w:rPr>
+    </w:lvl>
+    <w:lvl w:ilvl="1" w:tplc="0C0C0019" w:tentative="1">
+      <w:start w:val="1"/>
+      <w:numFmt w:val="lowerLetter"/>
+      <w:lvlText w:val="%2."/>
+      <w:lvlJc w:val="left"/>
+      <w:pPr>
+        <w:ind w:left="1724" w:hanging="360"/>
+      </w:pPr>
+    </w:lvl>
+    <w:lvl w:ilvl="2" w:tplc="0C0C001B" w:tentative="1">
+      <w:start w:val="1"/>
+      <w:numFmt w:val="lowerRoman"/>
+      <w:lvlText w:val="%3."/>
+      <w:lvlJc w:val="right"/>
+      <w:pPr>
+        <w:ind w:left="2444" w:hanging="180"/>
+      </w:pPr>
+    </w:lvl>
+    <w:lvl w:ilvl="3" w:tplc="0C0C000F" w:tentative="1">
+      <w:start w:val="1"/>
+      <w:numFmt w:val="decimal"/>
+      <w:lvlText w:val="%4."/>
+      <w:lvlJc w:val="left"/>
+      <w:pPr>
+        <w:ind w:left="3164" w:hanging="360"/>
+      </w:pPr>
+    </w:lvl>
+    <w:lvl w:ilvl="4" w:tplc="0C0C0019" w:tentative="1">
+      <w:start w:val="1"/>
+      <w:numFmt w:val="lowerLetter"/>
+      <w:lvlText w:val="%5."/>
+      <w:lvlJc w:val="left"/>
+      <w:pPr>
+        <w:ind w:left="3884" w:hanging="360"/>
+      </w:pPr>
+    </w:lvl>
+    <w:lvl w:ilvl="5" w:tplc="0C0C001B" w:tentative="1">
+      <w:start w:val="1"/>
+      <w:numFmt w:val="lowerRoman"/>
+      <w:lvlText w:val="%6."/>
+      <w:lvlJc w:val="right"/>
+      <w:pPr>
+        <w:ind w:left="4604" w:hanging="180"/>
+      </w:pPr>
+    </w:lvl>
+    <w:lvl w:ilvl="6" w:tplc="0C0C000F" w:tentative="1">
+      <w:start w:val="1"/>
+      <w:numFmt w:val="decimal"/>
+      <w:lvlText w:val="%7."/>
+      <w:lvlJc w:val="left"/>
+      <w:pPr>
+        <w:ind w:left="5324" w:hanging="360"/>
+      </w:pPr>
+    </w:lvl>
+    <w:lvl w:ilvl="7" w:tplc="0C0C0019" w:tentative="1">
+      <w:start w:val="1"/>
+      <w:numFmt w:val="lowerLetter"/>
+      <w:lvlText w:val="%8."/>
+      <w:lvlJc w:val="left"/>
+      <w:pPr>
+        <w:ind w:left="6044" w:hanging="360"/>
+      </w:pPr>
+    </w:lvl>
+    <w:lvl w:ilvl="8" w:tplc="0C0C001B" w:tentative="1">
+      <w:start w:val="1"/>
+      <w:numFmt w:val="lowerRoman"/>
+      <w:lvlText w:val="%9."/>
+      <w:lvlJc w:val="right"/>
+      <w:pPr>
+        <w:ind w:left="6764" w:hanging="180"/>
+      </w:pPr>
+    </w:lvl>
+  </w:abstractNum>
+  <w:abstractNum w:abstractNumId="25" w15:restartNumberingAfterBreak="0">
     <w:nsid w:val="52066685"/>
     <w:multiLevelType w:val="hybridMultilevel"/>
     <w:tmpl w:val="2360995E"/>
@@ -5010,7 +4760,7 @@
       </w:pPr>
     </w:lvl>
   </w:abstractNum>
-  <w:abstractNum w:abstractNumId="25" w15:restartNumberingAfterBreak="0">
+  <w:abstractNum w:abstractNumId="26" w15:restartNumberingAfterBreak="0">
     <w:nsid w:val="547E3F04"/>
     <w:multiLevelType w:val="hybridMultilevel"/>
     <w:tmpl w:val="353803C2"/>
@@ -5124,7 +4874,7 @@
       </w:rPr>
     </w:lvl>
   </w:abstractNum>
-  <w:abstractNum w:abstractNumId="26" w15:restartNumberingAfterBreak="0">
+  <w:abstractNum w:abstractNumId="27" w15:restartNumberingAfterBreak="0">
     <w:nsid w:val="577039F9"/>
     <w:multiLevelType w:val="hybridMultilevel"/>
     <w:tmpl w:val="0AA6F6A4"/>
@@ -5238,7 +4988,7 @@
       </w:rPr>
     </w:lvl>
   </w:abstractNum>
-  <w:abstractNum w:abstractNumId="27" w15:restartNumberingAfterBreak="0">
+  <w:abstractNum w:abstractNumId="28" w15:restartNumberingAfterBreak="0">
     <w:nsid w:val="5AE60536"/>
     <w:multiLevelType w:val="multilevel"/>
     <w:tmpl w:val="7DB6246C"/>
@@ -5349,7 +5099,7 @@
       </w:pPr>
     </w:lvl>
   </w:abstractNum>
-  <w:abstractNum w:abstractNumId="28" w15:restartNumberingAfterBreak="0">
+  <w:abstractNum w:abstractNumId="29" w15:restartNumberingAfterBreak="0">
     <w:nsid w:val="60295A17"/>
     <w:multiLevelType w:val="multilevel"/>
     <w:tmpl w:val="7102D37C"/>
@@ -5462,7 +5212,7 @@
       </w:pPr>
     </w:lvl>
   </w:abstractNum>
-  <w:abstractNum w:abstractNumId="29" w15:restartNumberingAfterBreak="0">
+  <w:abstractNum w:abstractNumId="30" w15:restartNumberingAfterBreak="0">
     <w:nsid w:val="62AA5602"/>
     <w:multiLevelType w:val="hybridMultilevel"/>
     <w:tmpl w:val="AA5E6292"/>
@@ -5578,7 +5328,7 @@
       </w:pPr>
     </w:lvl>
   </w:abstractNum>
-  <w:abstractNum w:abstractNumId="30" w15:restartNumberingAfterBreak="0">
+  <w:abstractNum w:abstractNumId="31" w15:restartNumberingAfterBreak="0">
     <w:nsid w:val="6795195B"/>
     <w:multiLevelType w:val="hybridMultilevel"/>
     <w:tmpl w:val="3594C74E"/>
@@ -5667,7 +5417,7 @@
       </w:pPr>
     </w:lvl>
   </w:abstractNum>
-  <w:abstractNum w:abstractNumId="31" w15:restartNumberingAfterBreak="0">
+  <w:abstractNum w:abstractNumId="32" w15:restartNumberingAfterBreak="0">
     <w:nsid w:val="79FF6CC0"/>
     <w:multiLevelType w:val="hybridMultilevel"/>
     <w:tmpl w:val="F42E10F8"/>
@@ -5783,7 +5533,7 @@
       </w:pPr>
     </w:lvl>
   </w:abstractNum>
-  <w:abstractNum w:abstractNumId="32" w15:restartNumberingAfterBreak="0">
+  <w:abstractNum w:abstractNumId="33" w15:restartNumberingAfterBreak="0">
     <w:nsid w:val="7B7B7748"/>
     <w:multiLevelType w:val="multilevel"/>
     <w:tmpl w:val="96FA703C"/>
@@ -5897,13 +5647,13 @@
     </w:lvl>
   </w:abstractNum>
   <w:num w:numId="1" w16cid:durableId="271206997">
-    <w:abstractNumId w:val="25"/>
+    <w:abstractNumId w:val="26"/>
   </w:num>
   <w:num w:numId="2" w16cid:durableId="1761633333">
-    <w:abstractNumId w:val="27"/>
+    <w:abstractNumId w:val="28"/>
   </w:num>
   <w:num w:numId="3" w16cid:durableId="2131167124">
-    <w:abstractNumId w:val="27"/>
+    <w:abstractNumId w:val="28"/>
     <w:lvlOverride w:ilvl="0">
       <w:startOverride w:val="1"/>
     </w:lvlOverride>
@@ -5939,10 +5689,10 @@
     <w:abstractNumId w:val="6"/>
   </w:num>
   <w:num w:numId="6" w16cid:durableId="153686625">
-    <w:abstractNumId w:val="28"/>
+    <w:abstractNumId w:val="29"/>
   </w:num>
   <w:num w:numId="7" w16cid:durableId="1705713164">
-    <w:abstractNumId w:val="32"/>
+    <w:abstractNumId w:val="33"/>
   </w:num>
   <w:num w:numId="8" w16cid:durableId="1382755060">
     <w:abstractNumId w:val="7"/>
@@ -5981,79 +5731,79 @@
     <w:abstractNumId w:val="4"/>
   </w:num>
   <w:num w:numId="20" w16cid:durableId="2064408548">
-    <w:abstractNumId w:val="24"/>
+    <w:abstractNumId w:val="25"/>
   </w:num>
   <w:num w:numId="21" w16cid:durableId="2065058026">
-    <w:abstractNumId w:val="24"/>
+    <w:abstractNumId w:val="25"/>
     <w:lvlOverride w:ilvl="0">
       <w:startOverride w:val="1"/>
     </w:lvlOverride>
   </w:num>
   <w:num w:numId="22" w16cid:durableId="1445730459">
-    <w:abstractNumId w:val="24"/>
+    <w:abstractNumId w:val="25"/>
   </w:num>
   <w:num w:numId="23" w16cid:durableId="379549693">
-    <w:abstractNumId w:val="24"/>
+    <w:abstractNumId w:val="25"/>
     <w:lvlOverride w:ilvl="0">
       <w:startOverride w:val="1"/>
     </w:lvlOverride>
   </w:num>
   <w:num w:numId="24" w16cid:durableId="77096399">
-    <w:abstractNumId w:val="26"/>
+    <w:abstractNumId w:val="27"/>
   </w:num>
   <w:num w:numId="25" w16cid:durableId="1654335757">
-    <w:abstractNumId w:val="24"/>
+    <w:abstractNumId w:val="25"/>
     <w:lvlOverride w:ilvl="0">
       <w:startOverride w:val="1"/>
     </w:lvlOverride>
   </w:num>
   <w:num w:numId="26" w16cid:durableId="2041735133">
-    <w:abstractNumId w:val="24"/>
+    <w:abstractNumId w:val="25"/>
     <w:lvlOverride w:ilvl="0">
       <w:startOverride w:val="1"/>
     </w:lvlOverride>
   </w:num>
   <w:num w:numId="27" w16cid:durableId="570969465">
-    <w:abstractNumId w:val="24"/>
+    <w:abstractNumId w:val="25"/>
     <w:lvlOverride w:ilvl="0">
       <w:startOverride w:val="1"/>
     </w:lvlOverride>
   </w:num>
   <w:num w:numId="28" w16cid:durableId="290139314">
-    <w:abstractNumId w:val="24"/>
+    <w:abstractNumId w:val="25"/>
     <w:lvlOverride w:ilvl="0">
       <w:startOverride w:val="1"/>
     </w:lvlOverride>
   </w:num>
   <w:num w:numId="29" w16cid:durableId="1889142171">
-    <w:abstractNumId w:val="24"/>
+    <w:abstractNumId w:val="25"/>
     <w:lvlOverride w:ilvl="0">
       <w:startOverride w:val="1"/>
     </w:lvlOverride>
   </w:num>
   <w:num w:numId="30" w16cid:durableId="2013681308">
-    <w:abstractNumId w:val="24"/>
+    <w:abstractNumId w:val="25"/>
     <w:lvlOverride w:ilvl="0">
       <w:startOverride w:val="1"/>
     </w:lvlOverride>
   </w:num>
   <w:num w:numId="31" w16cid:durableId="2098405439">
-    <w:abstractNumId w:val="24"/>
+    <w:abstractNumId w:val="25"/>
     <w:lvlOverride w:ilvl="0">
       <w:startOverride w:val="1"/>
     </w:lvlOverride>
   </w:num>
   <w:num w:numId="32" w16cid:durableId="1181898217">
-    <w:abstractNumId w:val="24"/>
+    <w:abstractNumId w:val="25"/>
     <w:lvlOverride w:ilvl="0">
       <w:startOverride w:val="1"/>
     </w:lvlOverride>
   </w:num>
   <w:num w:numId="33" w16cid:durableId="1301763740">
-    <w:abstractNumId w:val="24"/>
+    <w:abstractNumId w:val="25"/>
   </w:num>
   <w:num w:numId="34" w16cid:durableId="1800416970">
-    <w:abstractNumId w:val="24"/>
+    <w:abstractNumId w:val="25"/>
     <w:lvlOverride w:ilvl="0">
       <w:startOverride w:val="1"/>
     </w:lvlOverride>
@@ -6062,13 +5812,13 @@
     <w:abstractNumId w:val="12"/>
   </w:num>
   <w:num w:numId="36" w16cid:durableId="1005135996">
-    <w:abstractNumId w:val="24"/>
+    <w:abstractNumId w:val="25"/>
     <w:lvlOverride w:ilvl="0">
       <w:startOverride w:val="1"/>
     </w:lvlOverride>
   </w:num>
   <w:num w:numId="37" w16cid:durableId="1381586496">
-    <w:abstractNumId w:val="24"/>
+    <w:abstractNumId w:val="25"/>
     <w:lvlOverride w:ilvl="0">
       <w:startOverride w:val="1"/>
     </w:lvlOverride>
@@ -6086,7 +5836,7 @@
     <w:abstractNumId w:val="2"/>
   </w:num>
   <w:num w:numId="42" w16cid:durableId="1549760745">
-    <w:abstractNumId w:val="31"/>
+    <w:abstractNumId w:val="32"/>
   </w:num>
   <w:num w:numId="43" w16cid:durableId="2142646862">
     <w:abstractNumId w:val="14"/>
@@ -6095,7 +5845,7 @@
     <w:abstractNumId w:val="10"/>
   </w:num>
   <w:num w:numId="45" w16cid:durableId="1923953688">
-    <w:abstractNumId w:val="29"/>
+    <w:abstractNumId w:val="30"/>
   </w:num>
   <w:num w:numId="46" w16cid:durableId="686953844">
     <w:abstractNumId w:val="13"/>
@@ -6113,7 +5863,10 @@
     <w:abstractNumId w:val="17"/>
   </w:num>
   <w:num w:numId="51" w16cid:durableId="2081706093">
-    <w:abstractNumId w:val="30"/>
+    <w:abstractNumId w:val="31"/>
+  </w:num>
+  <w:num w:numId="52" w16cid:durableId="288363625">
+    <w:abstractNumId w:val="24"/>
   </w:num>
   <w:numIdMacAtCleanup w:val="3"/>
 </w:numbering>
@@ -8794,36 +8547,6 @@
         <w:p>
           <w:pPr>
             <w:pStyle w:val="AB5E12BC03594144AA451203B639317E"/>
-          </w:pPr>
-          <w:r>
-            <w:rPr>
-              <w:rStyle w:val="Textedelespacerserv"/>
-              <w:lang w:val="en-CA"/>
-            </w:rPr>
-            <w:t xml:space="preserve"> </w:t>
-          </w:r>
-        </w:p>
-      </w:docPartBody>
-    </w:docPart>
-    <w:docPart>
-      <w:docPartPr>
-        <w:name w:val="CCF9C9EC759B4C7CB40B58E4294FE608"/>
-        <w:category>
-          <w:name w:val="General"/>
-          <w:gallery w:val="placeholder"/>
-        </w:category>
-        <w:types>
-          <w:type w:val="bbPlcHdr"/>
-        </w:types>
-        <w:behaviors>
-          <w:behavior w:val="content"/>
-        </w:behaviors>
-        <w:guid w:val="{976E636D-C1DA-4A0F-8031-3702E9B401F6}"/>
-      </w:docPartPr>
-      <w:docPartBody>
-        <w:p>
-          <w:pPr>
-            <w:pStyle w:val="CCF9C9EC759B4C7CB40B58E4294FE608"/>
           </w:pPr>
           <w:r>
             <w:rPr>
@@ -9286,6 +9009,36 @@
         <w:p/>
       </w:docPartBody>
     </w:docPart>
+    <w:docPart>
+      <w:docPartPr>
+        <w:name w:val="9317ABE55D4144B29699AA4345E29C3B"/>
+        <w:category>
+          <w:name w:val="Général"/>
+          <w:gallery w:val="placeholder"/>
+        </w:category>
+        <w:types>
+          <w:type w:val="bbPlcHdr"/>
+        </w:types>
+        <w:behaviors>
+          <w:behavior w:val="content"/>
+        </w:behaviors>
+        <w:guid w:val="{87E56A3A-F362-449A-97DA-A73B48C84968}"/>
+      </w:docPartPr>
+      <w:docPartBody>
+        <w:p>
+          <w:pPr>
+            <w:pStyle w:val="9317ABE55D4144B29699AA4345E29C3B"/>
+          </w:pPr>
+          <w:r>
+            <w:rPr>
+              <w:rStyle w:val="Textedelespacerserv"/>
+              <w:lang w:val="en-CA"/>
+            </w:rPr>
+            <w:t xml:space="preserve"> </w:t>
+          </w:r>
+        </w:p>
+      </w:docPartBody>
+    </w:docPart>
   </w:docParts>
 </w:glossaryDocument>
 </file>
@@ -9580,6 +9333,7 @@
     <w:rsid w:val="002C461B"/>
     <w:rsid w:val="0032137C"/>
     <w:rsid w:val="00334D38"/>
+    <w:rsid w:val="0039727E"/>
     <w:rsid w:val="004D0C89"/>
     <w:rsid w:val="004F127C"/>
     <w:rsid w:val="0055340F"/>
@@ -9590,8 +9344,10 @@
     <w:rsid w:val="0087343D"/>
     <w:rsid w:val="008C5C42"/>
     <w:rsid w:val="00932AE9"/>
+    <w:rsid w:val="00A1625F"/>
     <w:rsid w:val="00A97713"/>
     <w:rsid w:val="00B24A89"/>
+    <w:rsid w:val="00B429F0"/>
     <w:rsid w:val="00C04B1B"/>
     <w:rsid w:val="00C65838"/>
     <w:rsid w:val="00D16503"/>
@@ -10054,7 +9810,7 @@
     <w:basedOn w:val="Policepardfaut"/>
     <w:uiPriority w:val="99"/>
     <w:semiHidden/>
-    <w:rsid w:val="00A97713"/>
+    <w:rsid w:val="0039727E"/>
     <w:rPr>
       <w:color w:val="808080"/>
     </w:rPr>
@@ -10271,6 +10027,34 @@
       <w:sz w:val="24"/>
       <w:szCs w:val="24"/>
       <w:lang w:val="fr-CA" w:eastAsia="fr-FR"/>
+    </w:rPr>
+  </w:style>
+  <w:style w:type="paragraph" w:customStyle="1" w:styleId="1617C6677B4F40A699FAF02D98C21C16">
+    <w:name w:val="1617C6677B4F40A699FAF02D98C21C16"/>
+    <w:rsid w:val="0039727E"/>
+    <w:pPr>
+      <w:spacing w:after="160" w:line="278" w:lineRule="auto"/>
+    </w:pPr>
+    <w:rPr>
+      <w:kern w:val="2"/>
+      <w:sz w:val="24"/>
+      <w:szCs w:val="24"/>
+      <w:lang w:val="fr-CA" w:eastAsia="fr-CA"/>
+      <w14:ligatures w14:val="standardContextual"/>
+    </w:rPr>
+  </w:style>
+  <w:style w:type="paragraph" w:customStyle="1" w:styleId="9317ABE55D4144B29699AA4345E29C3B">
+    <w:name w:val="9317ABE55D4144B29699AA4345E29C3B"/>
+    <w:rsid w:val="0039727E"/>
+    <w:pPr>
+      <w:spacing w:after="160" w:line="278" w:lineRule="auto"/>
+    </w:pPr>
+    <w:rPr>
+      <w:kern w:val="2"/>
+      <w:sz w:val="24"/>
+      <w:szCs w:val="24"/>
+      <w:lang w:val="fr-CA" w:eastAsia="fr-CA"/>
+      <w14:ligatures w14:val="standardContextual"/>
     </w:rPr>
   </w:style>
 </w:styles>
